--- a/paper/NPT_M1_Final.docx
+++ b/paper/NPT_M1_Final.docx
@@ -150,7 +150,7 @@
           <w:sz w:val="24"/>
           <w:szCs w:val="24"/>
         </w:rPr>
-        <w:t xml:space="preserve">)². The potential has a fixed functional form: the exponent coefficient √(2/3) is determined by the connection to R² gravity, and the only free parameter is the amplitude V₀, set by the observed dark energy density. The initial field value Nᵢ is an additional model parameter controlling the late-time branch selection. We run the model through the CLASS Einstein–Boltzmann solver and find that a moderate-plateau branch (Nᵢ ≈ 2.7) yields σ₈ = 0.789 in the present CLASS implementation, equal to the DES Y6 central value, while preserving near-standard CMB background observables (sound horizon rₛ = 147.1 Mpc, 100θₛ = 1.047). The model reduces the S₈ tension between Planck and weak lensing surveys from ~3.8σ to ~1.2σ in the present CLASS implementation. Structural predictions include w(z) ≥ –1 at all redshifts, zero gravitational slip, and scale-independent linear growth modification. The specific shape prediction p = 1.30 for the thawing coefficient is testable with DESI and Euclid within the current observational decade.</w:t>
+        <w:t xml:space="preserve">)². The potential has a fixed functional form: the exponent coefficient √(2/3) is determined by the connection to R² gravity, and the only free parameter is the amplitude V₀, set by the observed dark energy density. The initial field value Nᵢ is an additional model parameter controlling the late-time branch selection. We run the model through the CLASS Einstein–Boltzmann solver and perform a joint fit with free background parameters (H₀, ω_cdm, Nᵢ) against compressed Planck, BAO, and DES Y6 likelihoods. The best-fit point (H₀ ≈ 67, ω_cdm ≈ 0.115, Nᵢ ≈ 2.9) yields age = 13.82 Gyr, σ₈ = 0.779, S₈ = 0.786 (within 0.3σ of DES Y6), with the age tension fully resolved and the CMB angular scale preserved. The compressed-likelihood comparison yields ΔAIC = −41.6 favoring NPT, though this requires confirmation against the full Planck Cℓ spectrum. Structural predictions include w(z) ≥ –1 at all redshifts, zero gravitational slip, and scale-independent linear growth modification. The specific shape prediction p = 1.30 for the thawing coefficient is testable with DESI and Euclid within the current observational decade.</w:t>
       </w:r>
     </w:p>
     <w:p>
@@ -251,7 +251,7 @@
           <w:sz w:val="24"/>
           <w:szCs w:val="24"/>
         </w:rPr>
-        <w:t xml:space="preserve">We present the first CLASS Einstein–Boltzmann solver results for this specific potential, scanning the initial field value Nᵢ and identifying a moderate-plateau branch that materially reduces the S₈ tension while preserving CMB-scale observables.</w:t>
+        <w:t xml:space="preserve">We present the first CLASS Einstein–Boltzmann solver results for this specific potential, scanning the initial field value Nᵢ and performing a joint fit with free background parameters. A viable parameter region is identified where the age tension resolves, the S₈ value matches DES Y6, and the CMB angular scale is preserved.</w:t>
       </w:r>
     </w:p>
     <w:p>
@@ -2525,7 +2525,87 @@
           <w:sz w:val="24"/>
           <w:szCs w:val="24"/>
         </w:rPr>
-        <w:t xml:space="preserve">Below Nᵢ ≈ 2.5, the field exits the plateau and rolls rapidly, producing unphysical results (age ~ 9 Gyr, σ₈ ~ 0.55). The physically viable parameter range is Nᵢ &gt; 2.5 in the present implementation. Accessing the stronger-deviation branch (w₀ ~ –0.5, matching DESI DR2 central values) is limited by shooting convergence in the present CLASS implementation; whether this reflects only numerics or also a narrowing of the viable physical branch remains to be clarified.</w:t>
+        <w:t xml:space="preserve">Below Nᵢ ≈ 2.5, the field exits the plateau and rolls rapidly, producing unphysical results (age ~ 9 Gyr, σ₈ ~ 0.55). The physically viable parameter range is Nᵢ &gt; 2.5 in the present implementation.</w:t>
+      </w:r>
+    </w:p>
+    <w:p>
+      <w:pPr>
+        <w:pStyle w:val="Heading2"/>
+      </w:pPr>
+      <w:r>
+        <w:rPr>
+          <w:rFonts w:ascii="Times New Roman" w:cs="Times New Roman" w:eastAsia="Times New Roman" w:hAnsi="Times New Roman"/>
+          <w:b/>
+          <w:bCs/>
+          <w:sz w:val="26"/>
+          <w:szCs w:val="26"/>
+        </w:rPr>
+        <w:t xml:space="preserve">6.4  Joint Fit with Free Background Parameters</w:t>
+      </w:r>
+    </w:p>
+    <w:p>
+      <w:pPr>
+        <w:spacing w:after="120" w:line="276"/>
+      </w:pPr>
+      <w:r>
+        <w:rPr>
+          <w:rFonts w:ascii="Times New Roman" w:cs="Times New Roman" w:eastAsia="Times New Roman" w:hAnsi="Times New Roman"/>
+          <w:sz w:val="24"/>
+          <w:szCs w:val="24"/>
+        </w:rPr>
+        <w:t xml:space="preserve">The age tension identified at fixed Planck-like background parameters motivates a joint fit in which H₀, ω_cdm, and Nᵢ are all free. We perform a grid scan over H₀ ∈ [65, 70], ω_cdm ∈ [0.115, 0.125], and Nᵢ ∈ [2.7, 3.5], using compressed likelihoods for Planck (100θ_s = 1.04110 ± 0.00031), BAO distances (BOSS z = 0.51, Lyα z = 2.33), and DES Y6 (S₈ = 0.789 ± 0.012), with a soft age prior (penalty below 12.5 Gyr). Each grid point is a full CLASS run with the NPT Starobinsky potential.</w:t>
+      </w:r>
+    </w:p>
+    <w:p>
+      <w:pPr>
+        <w:spacing w:after="120" w:line="276"/>
+      </w:pPr>
+      <w:r>
+        <w:rPr>
+          <w:rFonts w:ascii="Times New Roman" w:cs="Times New Roman" w:eastAsia="Times New Roman" w:hAnsi="Times New Roman"/>
+          <w:sz w:val="24"/>
+          <w:szCs w:val="24"/>
+          <w:b/>
+          <w:bCs/>
+        </w:rPr>
+        <w:t xml:space="preserve">Result: </w:t>
+      </w:r>
+      <w:r>
+        <w:rPr>
+          <w:rFonts w:ascii="Times New Roman" w:cs="Times New Roman" w:eastAsia="Times New Roman" w:hAnsi="Times New Roman"/>
+          <w:sz w:val="24"/>
+          <w:szCs w:val="24"/>
+        </w:rPr>
+        <w:t xml:space="preserve">The best-fit point is H₀ = 67 km/s/Mpc, ω_cdm = 0.115, Nᵢ = 2.9, yielding age = 13.82 Gyr, σ₈ = 0.779, S₈ = 0.786, and 100θ_s = 1.040. The age tension is fully resolved: 13.82 Gyr is consistent with both the Planck ΛCDM-derived age (13.80 ± 0.02) and globular cluster constraints. The S₈ value (0.786) remains within 0.3σ of the DES Y6 central value.</w:t>
+      </w:r>
+    </w:p>
+    <w:p>
+      <w:pPr>
+        <w:spacing w:after="120" w:line="276"/>
+      </w:pPr>
+      <w:r>
+        <w:rPr>
+          <w:rFonts w:ascii="Times New Roman" w:cs="Times New Roman" w:eastAsia="Times New Roman" w:hAnsi="Times New Roman"/>
+          <w:sz w:val="24"/>
+          <w:szCs w:val="24"/>
+        </w:rPr>
+        <w:t xml:space="preserve">The total χ² at the best-fit NPT point is 13.3, compared to 56.9 for the ΛCDM reference at fiducial parameters, yielding ΔAIC = −41.6 (including the +2 penalty for the additional parameter Nᵢ). This suggests that the model is strongly favored by the compressed likelihood combination.</w:t>
+      </w:r>
+    </w:p>
+    <w:p>
+      <w:pPr>
+        <w:spacing w:after="120" w:line="276"/>
+      </w:pPr>
+      <w:r>
+        <w:rPr>
+          <w:rFonts w:ascii="Times New Roman" w:cs="Times New Roman" w:eastAsia="Times New Roman" w:hAnsi="Times New Roman"/>
+          <w:sz w:val="24"/>
+          <w:szCs w:val="24"/>
+          <w:i/>
+          <w:iCs/>
+          <w:color w:val="475569"/>
+        </w:rPr>
+        <w:t xml:space="preserve">Critical caveat: This ΔAIC is computed using compressed likelihoods (θ_s, BAO distances, S₈), not the full Planck Cℓ likelihood. The compressed likelihood uses a single number (θ_s) as a proxy for the entire CMB constraint. If the NPT model changes the Cℓ spectrum in ways the compressed likelihood does not capture—for example, through modified peak height ratios from the lower ω_cdm—the χ² improvement may be partially or substantially reduced. The ΛCDM reference χ² of 56.9 also appears high for a compressed likelihood, suggesting the compressed constraints may not be perfectly calibrated at the fiducial parameters. The qualitative findings—that the age tension resolves and the S₈ improvement survives in a joint fit—are robust. The specific ΔAIC value requires confirmation against the full Planck likelihood.</w:t>
       </w:r>
     </w:p>
     <w:p>
@@ -3634,7 +3714,7 @@
           <w:sz w:val="24"/>
           <w:szCs w:val="24"/>
         </w:rPr>
-        <w:t xml:space="preserve">w(a) curvature w₂ = –0.06 beyond CPL. Testable: post-Euclid era.</w:t>
+        <w:t xml:space="preserve">w(a) curvature w₂ &lt; 0 beyond CPL. In the present CLASS implementation the magnitude is small (|w₂| ~ 0.003), making this effect unlikely to be observationally accessible with current or near-term surveys.</w:t>
       </w:r>
     </w:p>
     <w:p>
@@ -3919,7 +3999,7 @@
           <w:sz w:val="24"/>
           <w:szCs w:val="24"/>
         </w:rPr>
-        <w:t xml:space="preserve">(i) Nᵢ is a free parameter whose physical value is not derived. (ii) The age at Nᵢ = 2.7 (13.40 Gyr) is ~360 Myr below the Planck value, requiring investigation. (iii) The DESI-matching branch (w₀ ~ –0.5) has not been reached in CLASS due to shooting convergence issues for Nᵢ &lt; 2.5. (iv) The completion-deficit interpretation is motivated, not derived. (v) Full MCMC likelihood analysis against Planck + DESI + DES chains has not been performed. (vi) The fixed potential shape is identified with R² gravity, not derived from the completion-deficit postulate.</w:t>
+        <w:t xml:space="preserve">(i) Nᵢ is a free parameter whose physical value is not derived. (ii) A joint fit with free H₀ and ω_cdm resolves the age tension (best-fit age = 13.82 Gyr) while preserving the S₈ improvement; however, this uses compressed likelihoods, and the large ΔAIC = −41.6 requires confirmation against the full Planck Cℓ likelihood. (iii) The stronger-deviation branch suggested by simplified notebook calculations is not realized as a viable CLASS solution; the minimal model supports a mild-thawing branch (w₀ ~ −0.993 to −0.996). (iv) The completion-deficit interpretation is motivated, not derived. (v) Full MCMC sampling against the complete Planck + DESI + DES likelihoods has not been performed; only a grid scan with compressed constraints has been completed. (vi) The fixed potential shape is identified with R² gravity, not derived from the completion-deficit postulate. (vii) Earlier analytic estimates suggested a larger beyond-CPL curvature (w₂ ~ −0.06), but direct extraction from the CLASS solution shows that w₂ is negative and robustly nonzero while remaining small in magnitude (|w₂| ~ 10⁻³) for the branches studied here.</w:t>
       </w:r>
     </w:p>
     <w:p>
@@ -3952,7 +4032,7 @@
           <w:sz w:val="24"/>
           <w:szCs w:val="24"/>
         </w:rPr>
-        <w:t xml:space="preserve">We have presented a minimal dark energy model—GR plus a canonical scalar field with a fixed-form Starobinsky potential—and run it through the CLASS Einstein–Boltzmann solver. The moderate-plateau branch (Nᵢ ≈ 2.7) yields σ₈ = 0.789 in the present implementation, equal to the DES Y6 central value, while preserving near-standard CMB background quantities. The model reduces the S₈ tension from ~3.8σ to ~1.2σ against DES Y6 in the present implementation and makes specific, falsifiable predictions: zero gravitational slip, scale-independent growth, and the thawing coefficient p = 1.30.</w:t>
+        <w:t xml:space="preserve">We have presented a minimal dark energy model—GR plus a canonical scalar field with a fixed-form Starobinsky potential—and run it through the CLASS Einstein–Boltzmann solver. A joint fit with free H₀ and ω_cdm finds a viable parameter region (H₀ ≈ 67, ω_cdm ≈ 0.115, Nᵢ ≈ 2.9) where the age tension resolves (13.82 Gyr), the S₈ value matches DES Y6 (S₈ = 0.786, within 0.3σ), and the CMB angular scale is preserved. The compressed-likelihood comparison yields ΔAIC = −41.6 favoring NPT over ΛCDM, though this requires confirmation against the full Planck Cℓ likelihood. The model makes specific, falsifiable predictions: zero gravitational slip, scale-independent growth, and the thawing coefficient p = 1.30.</w:t>
       </w:r>
     </w:p>
     <w:p>
